--- a/docx/03_Audit_API.docx
+++ b/docx/03_Audit_API.docx
@@ -957,28 +957,42 @@
       </w:r>
     </w:p>
     <w:bookmarkEnd w:id="12"/>
-    <w:bookmarkStart w:id="13" w:name="terminal-secret"/>
+    <w:bookmarkStart w:id="13" w:name="terminal-secret-révocation"/>
     <w:p>
       <w:pPr>
         <w:pStyle w:val="Heading3"/>
       </w:pPr>
       <w:r>
-        <w:t xml:space="preserve">3.3 Terminal Secret</w:t>
-      </w:r>
-    </w:p>
-    <w:p>
-      <w:pPr>
+        <w:t xml:space="preserve">3.3 Terminal Secret &amp; Révocation</w:t>
+      </w:r>
+    </w:p>
+    <w:p>
+      <w:pPr>
+        <w:pStyle w:val="Compact"/>
         <w:numPr>
           <w:ilvl w:val="0"/>
           <w:numId w:val="1003"/>
         </w:numPr>
       </w:pPr>
       <w:r>
-        <w:t xml:space="preserve">Secret unique généré via secrets.token_urlsafe(32)</w:t>
-      </w:r>
-    </w:p>
-    <w:p>
-      <w:pPr>
+        <w:t xml:space="preserve">Secret unique généré via</w:t>
+      </w:r>
+      <w:r>
+        <w:t xml:space="preserve"> </w:t>
+      </w:r>
+      <w:r>
+        <w:rPr>
+          <w:rStyle w:val="VerbatimChar"/>
+        </w:rPr>
+        <w:t xml:space="preserve">secrets.token_urlsafe(32)</w:t>
+      </w:r>
+      <w:r>
+        <w:t xml:space="preserve">.</w:t>
+      </w:r>
+    </w:p>
+    <w:p>
+      <w:pPr>
+        <w:pStyle w:val="Compact"/>
         <w:numPr>
           <w:ilvl w:val="0"/>
           <w:numId w:val="1003"/>
@@ -997,27 +1011,125 @@
         </w:rPr>
         <w:t xml:space="preserve">Bearer Token</w:t>
       </w:r>
-    </w:p>
-    <w:p>
-      <w:pPr>
+      <w:r>
+        <w:t xml:space="preserve"> </w:t>
+      </w:r>
+      <w:r>
+        <w:t xml:space="preserve">dans les en-têtes HTTP de requêtes.</w:t>
+      </w:r>
+    </w:p>
+    <w:p>
+      <w:pPr>
+        <w:pStyle w:val="Compact"/>
         <w:numPr>
           <w:ilvl w:val="0"/>
           <w:numId w:val="1003"/>
         </w:numPr>
       </w:pPr>
       <w:r>
-        <w:t xml:space="preserve">Révocable à tout moment</w:t>
-      </w:r>
-    </w:p>
-    <w:p>
-      <w:pPr>
+        <w:rPr>
+          <w:b/>
+          <w:bCs/>
+        </w:rPr>
+        <w:t xml:space="preserve">Révocation Instantanée (Deux voies possibles) :</w:t>
+      </w:r>
+    </w:p>
+    <w:p>
+      <w:pPr>
+        <w:pStyle w:val="Compact"/>
+        <w:numPr>
+          <w:ilvl w:val="1"/>
+          <w:numId w:val="1004"/>
+        </w:numPr>
+      </w:pPr>
+      <w:r>
+        <w:rPr>
+          <w:i/>
+          <w:iCs/>
+        </w:rPr>
+        <w:t xml:space="preserve">Via le terminal lui-même :</w:t>
+      </w:r>
+      <w:r>
+        <w:t xml:space="preserve"> </w:t>
+      </w:r>
+      <w:r>
+        <w:t xml:space="preserve">Route</w:t>
+      </w:r>
+      <w:r>
+        <w:t xml:space="preserve"> </w:t>
+      </w:r>
+      <w:r>
+        <w:rPr>
+          <w:rStyle w:val="VerbatimChar"/>
+        </w:rPr>
+        <w:t xml:space="preserve">POST /revoke-terminal</w:t>
+      </w:r>
+      <w:r>
+        <w:t xml:space="preserve"> </w:t>
+      </w:r>
+      <w:r>
+        <w:t xml:space="preserve">(authentification par Bearer ou corps de requête) provoquant la suppression immédiate du secret et la déconnexion.</w:t>
+      </w:r>
+    </w:p>
+    <w:p>
+      <w:pPr>
+        <w:pStyle w:val="Compact"/>
+        <w:numPr>
+          <w:ilvl w:val="1"/>
+          <w:numId w:val="1004"/>
+        </w:numPr>
+      </w:pPr>
+      <w:r>
+        <w:rPr>
+          <w:i/>
+          <w:iCs/>
+        </w:rPr>
+        <w:t xml:space="preserve">Via l’administrateur / DSI :</w:t>
+      </w:r>
+      <w:r>
+        <w:t xml:space="preserve"> </w:t>
+      </w:r>
+      <w:r>
+        <w:t xml:space="preserve">Route</w:t>
+      </w:r>
+      <w:r>
+        <w:t xml:space="preserve"> </w:t>
+      </w:r>
+      <w:r>
+        <w:rPr>
+          <w:rStyle w:val="VerbatimChar"/>
+        </w:rPr>
+        <w:t xml:space="preserve">DELETE /terminals/{device_uuid}</w:t>
+      </w:r>
+      <w:r>
+        <w:t xml:space="preserve"> </w:t>
+      </w:r>
+      <w:r>
+        <w:t xml:space="preserve">(protégée par clé API admin) dissociant immédiatement l’appareil de l’organisation et libérant son slot de licence.</w:t>
+      </w:r>
+    </w:p>
+    <w:p>
+      <w:pPr>
+        <w:pStyle w:val="Compact"/>
         <w:numPr>
           <w:ilvl w:val="0"/>
           <w:numId w:val="1003"/>
         </w:numPr>
       </w:pPr>
       <w:r>
-        <w:t xml:space="preserve">Aucun secret stocké côté client en clair</w:t>
+        <w:t xml:space="preserve">Invalidation idempotente : Tout appel ultérieur avec un secret révoqué retourne une erreur HTTP 401.</w:t>
+      </w:r>
+    </w:p>
+    <w:p>
+      <w:pPr>
+        <w:pStyle w:val="Compact"/>
+        <w:numPr>
+          <w:ilvl w:val="0"/>
+          <w:numId w:val="1003"/>
+        </w:numPr>
+      </w:pPr>
+      <w:r>
+        <w:t xml:space="preserve">Aucun secret stocké côté client en clair (Android Keystore).</w:t>
       </w:r>
     </w:p>
     <w:bookmarkEnd w:id="13"/>
@@ -1028,60 +1140,6 @@
       </w:pPr>
       <w:r>
         <w:t xml:space="preserve">3.4 Binding des terminaux</w:t>
-      </w:r>
-    </w:p>
-    <w:p>
-      <w:pPr>
-        <w:numPr>
-          <w:ilvl w:val="0"/>
-          <w:numId w:val="1004"/>
-        </w:numPr>
-      </w:pPr>
-      <w:r>
-        <w:t xml:space="preserve">Nom unique par organisation</w:t>
-      </w:r>
-    </w:p>
-    <w:p>
-      <w:pPr>
-        <w:numPr>
-          <w:ilvl w:val="0"/>
-          <w:numId w:val="1004"/>
-        </w:numPr>
-      </w:pPr>
-      <w:r>
-        <w:t xml:space="preserve">Limitation du nombre de terminaux (max_slots)</w:t>
-      </w:r>
-    </w:p>
-    <w:p>
-      <w:pPr>
-        <w:numPr>
-          <w:ilvl w:val="0"/>
-          <w:numId w:val="1004"/>
-        </w:numPr>
-      </w:pPr>
-      <w:r>
-        <w:t xml:space="preserve">Réactivation possible d’un terminal existant</w:t>
-      </w:r>
-    </w:p>
-    <w:p>
-      <w:pPr>
-        <w:numPr>
-          <w:ilvl w:val="0"/>
-          <w:numId w:val="1004"/>
-        </w:numPr>
-      </w:pPr>
-      <w:r>
-        <w:t xml:space="preserve">Rejet explicite en cas de conflit actif</w:t>
-      </w:r>
-    </w:p>
-    <w:bookmarkEnd w:id="14"/>
-    <w:bookmarkStart w:id="15" w:name="protection-des-données"/>
-    <w:p>
-      <w:pPr>
-        <w:pStyle w:val="Heading3"/>
-      </w:pPr>
-      <w:r>
-        <w:t xml:space="preserve">3.5 Protection des données</w:t>
       </w:r>
     </w:p>
     <w:p>
@@ -1092,7 +1150,7 @@
         </w:numPr>
       </w:pPr>
       <w:r>
-        <w:t xml:space="preserve">Aucune donnée de santé</w:t>
+        <w:t xml:space="preserve">Nom unique par organisation</w:t>
       </w:r>
     </w:p>
     <w:p>
@@ -1103,7 +1161,7 @@
         </w:numPr>
       </w:pPr>
       <w:r>
-        <w:t xml:space="preserve">Aucune image</w:t>
+        <w:t xml:space="preserve">Limitation du nombre de terminaux (max_slots)</w:t>
       </w:r>
     </w:p>
     <w:p>
@@ -1114,7 +1172,7 @@
         </w:numPr>
       </w:pPr>
       <w:r>
-        <w:t xml:space="preserve">Aucune métadonnée clinique</w:t>
+        <w:t xml:space="preserve">Réactivation possible d’un terminal existant</w:t>
       </w:r>
     </w:p>
     <w:p>
@@ -1125,17 +1183,17 @@
         </w:numPr>
       </w:pPr>
       <w:r>
-        <w:t xml:space="preserve">Lien patient exclusivement géré dans le SIH du CHU</w:t>
-      </w:r>
-    </w:p>
-    <w:bookmarkEnd w:id="15"/>
-    <w:bookmarkStart w:id="16" w:name="journalisation"/>
+        <w:t xml:space="preserve">Rejet explicite en cas de conflit actif</w:t>
+      </w:r>
+    </w:p>
+    <w:bookmarkEnd w:id="14"/>
+    <w:bookmarkStart w:id="15" w:name="protection-des-données"/>
     <w:p>
       <w:pPr>
         <w:pStyle w:val="Heading3"/>
       </w:pPr>
       <w:r>
-        <w:t xml:space="preserve">3.6 Journalisation</w:t>
+        <w:t xml:space="preserve">3.5 Protection des données</w:t>
       </w:r>
     </w:p>
     <w:p>
@@ -1146,7 +1204,7 @@
         </w:numPr>
       </w:pPr>
       <w:r>
-        <w:t xml:space="preserve">Logs applicatifs des actions critiques</w:t>
+        <w:t xml:space="preserve">Aucune donnée de santé</w:t>
       </w:r>
     </w:p>
     <w:p>
@@ -1157,73 +1215,7 @@
         </w:numPr>
       </w:pPr>
       <w:r>
-        <w:t xml:space="preserve">Table transfer_logs :</w:t>
-      </w:r>
-    </w:p>
-    <w:p>
-      <w:pPr>
-        <w:numPr>
-          <w:ilvl w:val="1"/>
-          <w:numId w:val="1007"/>
-        </w:numPr>
-      </w:pPr>
-      <w:r>
-        <w:t xml:space="preserve">terminal_id</w:t>
-      </w:r>
-    </w:p>
-    <w:p>
-      <w:pPr>
-        <w:numPr>
-          <w:ilvl w:val="1"/>
-          <w:numId w:val="1007"/>
-        </w:numPr>
-      </w:pPr>
-      <w:r>
-        <w:t xml:space="preserve">organization_id</w:t>
-      </w:r>
-    </w:p>
-    <w:p>
-      <w:pPr>
-        <w:numPr>
-          <w:ilvl w:val="1"/>
-          <w:numId w:val="1007"/>
-        </w:numPr>
-      </w:pPr>
-      <w:r>
-        <w:t xml:space="preserve">nom de fichier technique anonymisé</w:t>
-      </w:r>
-    </w:p>
-    <w:p>
-      <w:pPr>
-        <w:numPr>
-          <w:ilvl w:val="1"/>
-          <w:numId w:val="1007"/>
-        </w:numPr>
-      </w:pPr>
-      <w:r>
-        <w:t xml:space="preserve">dossier logique anonymisé</w:t>
-      </w:r>
-    </w:p>
-    <w:p>
-      <w:pPr>
-        <w:numPr>
-          <w:ilvl w:val="1"/>
-          <w:numId w:val="1007"/>
-        </w:numPr>
-      </w:pPr>
-      <w:r>
-        <w:t xml:space="preserve">statut</w:t>
-      </w:r>
-    </w:p>
-    <w:p>
-      <w:pPr>
-        <w:numPr>
-          <w:ilvl w:val="1"/>
-          <w:numId w:val="1007"/>
-        </w:numPr>
-      </w:pPr>
-      <w:r>
-        <w:t xml:space="preserve">horodatage</w:t>
+        <w:t xml:space="preserve">Aucune image</w:t>
       </w:r>
     </w:p>
     <w:p>
@@ -1231,6 +1223,126 @@
         <w:numPr>
           <w:ilvl w:val="0"/>
           <w:numId w:val="1006"/>
+        </w:numPr>
+      </w:pPr>
+      <w:r>
+        <w:t xml:space="preserve">Aucune métadonnée clinique</w:t>
+      </w:r>
+    </w:p>
+    <w:p>
+      <w:pPr>
+        <w:numPr>
+          <w:ilvl w:val="0"/>
+          <w:numId w:val="1006"/>
+        </w:numPr>
+      </w:pPr>
+      <w:r>
+        <w:t xml:space="preserve">Lien patient exclusivement géré dans le SIH du CHU</w:t>
+      </w:r>
+    </w:p>
+    <w:bookmarkEnd w:id="15"/>
+    <w:bookmarkStart w:id="16" w:name="journalisation"/>
+    <w:p>
+      <w:pPr>
+        <w:pStyle w:val="Heading3"/>
+      </w:pPr>
+      <w:r>
+        <w:t xml:space="preserve">3.6 Journalisation</w:t>
+      </w:r>
+    </w:p>
+    <w:p>
+      <w:pPr>
+        <w:numPr>
+          <w:ilvl w:val="0"/>
+          <w:numId w:val="1007"/>
+        </w:numPr>
+      </w:pPr>
+      <w:r>
+        <w:t xml:space="preserve">Logs applicatifs des actions critiques</w:t>
+      </w:r>
+    </w:p>
+    <w:p>
+      <w:pPr>
+        <w:numPr>
+          <w:ilvl w:val="0"/>
+          <w:numId w:val="1007"/>
+        </w:numPr>
+      </w:pPr>
+      <w:r>
+        <w:t xml:space="preserve">Table transfer_logs :</w:t>
+      </w:r>
+    </w:p>
+    <w:p>
+      <w:pPr>
+        <w:numPr>
+          <w:ilvl w:val="1"/>
+          <w:numId w:val="1008"/>
+        </w:numPr>
+      </w:pPr>
+      <w:r>
+        <w:t xml:space="preserve">terminal_id</w:t>
+      </w:r>
+    </w:p>
+    <w:p>
+      <w:pPr>
+        <w:numPr>
+          <w:ilvl w:val="1"/>
+          <w:numId w:val="1008"/>
+        </w:numPr>
+      </w:pPr>
+      <w:r>
+        <w:t xml:space="preserve">organization_id</w:t>
+      </w:r>
+    </w:p>
+    <w:p>
+      <w:pPr>
+        <w:numPr>
+          <w:ilvl w:val="1"/>
+          <w:numId w:val="1008"/>
+        </w:numPr>
+      </w:pPr>
+      <w:r>
+        <w:t xml:space="preserve">nom de fichier technique anonymisé</w:t>
+      </w:r>
+    </w:p>
+    <w:p>
+      <w:pPr>
+        <w:numPr>
+          <w:ilvl w:val="1"/>
+          <w:numId w:val="1008"/>
+        </w:numPr>
+      </w:pPr>
+      <w:r>
+        <w:t xml:space="preserve">dossier logique anonymisé</w:t>
+      </w:r>
+    </w:p>
+    <w:p>
+      <w:pPr>
+        <w:numPr>
+          <w:ilvl w:val="1"/>
+          <w:numId w:val="1008"/>
+        </w:numPr>
+      </w:pPr>
+      <w:r>
+        <w:t xml:space="preserve">statut</w:t>
+      </w:r>
+    </w:p>
+    <w:p>
+      <w:pPr>
+        <w:numPr>
+          <w:ilvl w:val="1"/>
+          <w:numId w:val="1008"/>
+        </w:numPr>
+      </w:pPr>
+      <w:r>
+        <w:t xml:space="preserve">horodatage</w:t>
+      </w:r>
+    </w:p>
+    <w:p>
+      <w:pPr>
+        <w:numPr>
+          <w:ilvl w:val="0"/>
+          <w:numId w:val="1007"/>
         </w:numPr>
       </w:pPr>
       <w:r>
@@ -1502,7 +1614,7 @@
       <w:pPr>
         <w:numPr>
           <w:ilvl w:val="0"/>
-          <w:numId w:val="1008"/>
+          <w:numId w:val="1009"/>
         </w:numPr>
       </w:pPr>
       <w:r>
@@ -1513,7 +1625,7 @@
       <w:pPr>
         <w:numPr>
           <w:ilvl w:val="0"/>
-          <w:numId w:val="1008"/>
+          <w:numId w:val="1009"/>
         </w:numPr>
       </w:pPr>
       <w:r>
@@ -1524,7 +1636,7 @@
       <w:pPr>
         <w:numPr>
           <w:ilvl w:val="0"/>
-          <w:numId w:val="1008"/>
+          <w:numId w:val="1009"/>
         </w:numPr>
       </w:pPr>
       <w:r>
@@ -2252,6 +2364,91 @@
       </w:rPr>
     </w:lvl>
   </w:abstractNum>
+  <w:abstractNum w:abstractNumId="99411">
+    <w:nsid w:val="00A99411"/>
+    <w:multiLevelType w:val="multilevel"/>
+    <w:lvl w:ilvl="0">
+      <w:start w:val="1"/>
+      <w:numFmt w:val="decimal"/>
+      <w:lvlText w:val="%1."/>
+      <w:lvlJc w:val="left"/>
+      <w:pPr>
+        <w:ind w:left="720" w:hanging="360"/>
+      </w:pPr>
+    </w:lvl>
+    <w:lvl w:ilvl="1">
+      <w:start w:val="1"/>
+      <w:numFmt w:val="decimal"/>
+      <w:lvlText w:val="%2."/>
+      <w:lvlJc w:val="left"/>
+      <w:pPr>
+        <w:ind w:left="1440" w:hanging="360"/>
+      </w:pPr>
+    </w:lvl>
+    <w:lvl w:ilvl="2">
+      <w:start w:val="1"/>
+      <w:numFmt w:val="decimal"/>
+      <w:lvlText w:val="%3."/>
+      <w:lvlJc w:val="left"/>
+      <w:pPr>
+        <w:ind w:left="2160" w:hanging="360"/>
+      </w:pPr>
+    </w:lvl>
+    <w:lvl w:ilvl="3">
+      <w:start w:val="1"/>
+      <w:numFmt w:val="decimal"/>
+      <w:lvlText w:val="%4."/>
+      <w:lvlJc w:val="left"/>
+      <w:pPr>
+        <w:ind w:left="2880" w:hanging="360"/>
+      </w:pPr>
+    </w:lvl>
+    <w:lvl w:ilvl="4">
+      <w:start w:val="1"/>
+      <w:numFmt w:val="decimal"/>
+      <w:lvlText w:val="%5."/>
+      <w:lvlJc w:val="left"/>
+      <w:pPr>
+        <w:ind w:left="3600" w:hanging="360"/>
+      </w:pPr>
+    </w:lvl>
+    <w:lvl w:ilvl="5">
+      <w:start w:val="1"/>
+      <w:numFmt w:val="decimal"/>
+      <w:lvlText w:val="%6."/>
+      <w:lvlJc w:val="left"/>
+      <w:pPr>
+        <w:ind w:left="4320" w:hanging="360"/>
+      </w:pPr>
+    </w:lvl>
+    <w:lvl w:ilvl="6">
+      <w:start w:val="1"/>
+      <w:numFmt w:val="decimal"/>
+      <w:lvlText w:val="%7."/>
+      <w:lvlJc w:val="left"/>
+      <w:pPr>
+        <w:ind w:left="5040" w:hanging="360"/>
+      </w:pPr>
+    </w:lvl>
+    <w:lvl w:ilvl="7">
+      <w:start w:val="1"/>
+      <w:numFmt w:val="decimal"/>
+      <w:lvlText w:val="%8."/>
+      <w:lvlJc w:val="left"/>
+      <w:pPr>
+        <w:ind w:left="5760" w:hanging="360"/>
+      </w:pPr>
+    </w:lvl>
+    <w:lvl w:ilvl="8">
+      <w:start w:val="1"/>
+      <w:numFmt w:val="decimal"/>
+      <w:lvlText w:val="%9."/>
+      <w:lvlJc w:val="left"/>
+      <w:pPr>
+        <w:ind w:left="6480" w:hanging="360"/>
+      </w:pPr>
+    </w:lvl>
+  </w:abstractNum>
   <w:num w:numId="1000">
     <w:abstractNumId w:val="990"/>
   </w:num>
@@ -2265,7 +2462,34 @@
     <w:abstractNumId w:val="991"/>
   </w:num>
   <w:num w:numId="1004">
-    <w:abstractNumId w:val="991"/>
+    <w:abstractNumId w:val="99411"/>
+    <w:lvlOverride w:ilvl="0">
+      <w:startOverride w:val="1"/>
+    </w:lvlOverride>
+    <w:lvlOverride w:ilvl="1">
+      <w:startOverride w:val="1"/>
+    </w:lvlOverride>
+    <w:lvlOverride w:ilvl="2">
+      <w:startOverride w:val="1"/>
+    </w:lvlOverride>
+    <w:lvlOverride w:ilvl="3">
+      <w:startOverride w:val="1"/>
+    </w:lvlOverride>
+    <w:lvlOverride w:ilvl="4">
+      <w:startOverride w:val="1"/>
+    </w:lvlOverride>
+    <w:lvlOverride w:ilvl="5">
+      <w:startOverride w:val="1"/>
+    </w:lvlOverride>
+    <w:lvlOverride w:ilvl="6">
+      <w:startOverride w:val="1"/>
+    </w:lvlOverride>
+    <w:lvlOverride w:ilvl="7">
+      <w:startOverride w:val="1"/>
+    </w:lvlOverride>
+    <w:lvlOverride w:ilvl="8">
+      <w:startOverride w:val="1"/>
+    </w:lvlOverride>
   </w:num>
   <w:num w:numId="1005">
     <w:abstractNumId w:val="991"/>
@@ -2277,6 +2501,9 @@
     <w:abstractNumId w:val="991"/>
   </w:num>
   <w:num w:numId="1008">
+    <w:abstractNumId w:val="991"/>
+  </w:num>
+  <w:num w:numId="1009">
     <w:abstractNumId w:val="991"/>
   </w:num>
 </w:numbering>
